--- a/site/files/Phase-Protocol-197-The Quinn  The Cornflour Round - Crowd Control Ballistics- Gemini Protocols.docx
+++ b/site/files/Phase-Protocol-197-The Quinn  The Cornflour Round - Crowd Control Ballistics- Gemini Protocols.docx
@@ -595,7 +595,7 @@
         <w:rPr>
           <w:sz w:val="22"/>
         </w:rPr>
-        <w:t xml:space="preserve">THE FILL, AFFIRMED IN PRINCIPLE: a shear-responsive cornflour-and-water fill begins to disengage the moment the casing binds it — energy spreads through the fill's give instead of a jammed mass's point; the velocity of intent is retained, the localized injury is not the intent.</w:t>
+        <w:t>THE FILL, SEATED TO THE AMENDMENT: a shear-responsive cornflour-and-water fill jams at ballistic strain rates — shear-thickening, not disengage — and the bubble-compensator amendment re-engineers the round on casing compliance — energy spreads through the fill's give and the casing's crumple instead of a jammed mass's point; the velocity of intent is retained, the localized injury is not the intent.</w:t>
       </w:r>
     </w:p>
     <w:p>
